--- a/1952.8/1952年8月7日，与梁漱溟的谈话__LLM初注.docx
+++ b/1952.8/1952年8月7日，与梁漱溟的谈话__LLM初注.docx
@@ -271,8 +271,13 @@
       </w:r>
     </w:p>
     <w:p>
+      <w:commentRangeStart w:id="0"/>
       <w:r>
         <w:t>1. 【需核】梁漱溟1952年提出去苏联做学术研究的具体背景和时间以及与毛泽东关系的史料需要核查。</w:t>
+      </w:r>
+      <w:commentRangeEnd w:id="0"/>
+      <w:r>
+        <w:commentReference w:id="0"/>
       </w:r>
     </w:p>
     <w:sectPr>
@@ -288,6 +293,18 @@
     </w:sectPr>
   </w:body>
 </w:document>
+</file>
+
+<file path=word/comments.xml><?xml version="1.0" encoding="utf-8"?>
+<w:comments xmlns:w="http://schemas.openxmlformats.org/wordprocessingml/2006/main">
+  <w:comment w:id="0" w:author="LLM初注待核" w:date="2026-07-05T15:07:30Z">
+    <w:p>
+      <w:r>
+        <w:t>【需核】梁漱溟1952年提出去苏联做学术研究的具体背景和时间以及与毛泽东关系的史料需要核查。</w:t>
+      </w:r>
+    </w:p>
+  </w:comment>
+</w:comments>
 </file>
 
 <file path=word/footer1.xml><?xml version="1.0" encoding="utf-8"?>

--- a/1952.8/1952年8月7日，与梁漱溟的谈话__LLM初注.docx
+++ b/1952.8/1952年8月7日，与梁漱溟的谈话__LLM初注.docx
@@ -277,6 +277,9 @@
       </w:r>
       <w:commentRangeEnd w:id="0"/>
       <w:r>
+        <w:rPr>
+          <w:rStyle w:val="CommentReference"/>
+        </w:rPr>
         <w:commentReference w:id="0"/>
       </w:r>
     </w:p>
@@ -299,6 +302,9 @@
 <w:comments xmlns:w="http://schemas.openxmlformats.org/wordprocessingml/2006/main">
   <w:comment w:id="0" w:author="LLM初注待核" w:date="2026-07-05T15:07:30Z">
     <w:p>
+      <w:pPr>
+        <w:pStyle w:val="CommentText"/>
+      </w:pPr>
       <w:r>
         <w:t>【需核】梁漱溟1952年提出去苏联做学术研究的具体背景和时间以及与毛泽东关系的史料需要核查。</w:t>
       </w:r>

--- a/1952.8/1952年8月7日，与梁漱溟的谈话__LLM初注.docx
+++ b/1952.8/1952年8月7日，与梁漱溟的谈话__LLM初注.docx
@@ -40,11 +40,20 @@
       <w:r>
         <w:rPr>
           <w:rStyle w:val="FootnoteReference"/>
-        </w:rPr>
+          <w:vertAlign w:val="superscript"/>
+        </w:rPr>
+        <w:t>[</w:t>
         <w:footnoteReference w:id="4"/>
-      </w:r>
-      <w:r>
-        <w:rPr/>
+        <w:t>]</w:t>
+      </w:r>
+      <w:r>
+        <w:rPr>
+          <w:rFonts w:hint="eastAsia" w:ascii="黑体" w:hAnsi="黑体" w:eastAsia="黑体" w:cs="黑体"/>
+          <w:sz w:val="44"/>
+          <w:szCs w:val="44"/>
+          <w:vertAlign w:val="baseline"/>
+          <w:lang w:val="en-US" w:eastAsia="zh-CN"/>
+        </w:rPr>
         <w:t xml:space="preserve">的谈话</w:t>
       </w:r>
       <w:r>
@@ -59,13 +68,16 @@
       </w:r>
       <w:r>
         <w:rPr>
+          <w:rStyle w:val="FootnoteReference"/>
           <w:rFonts w:hint="eastAsia" w:ascii="仿宋" w:hAnsi="仿宋" w:eastAsia="仿宋" w:cs="仿宋"/>
           <w:sz w:val="36"/>
           <w:szCs w:val="36"/>
           <w:vertAlign w:val="superscript"/>
           <w:lang w:val="en-US" w:eastAsia="zh-CN"/>
         </w:rPr>
+        <w:t>[</w:t>
         <w:footnoteReference w:id="0"/>
+        <w:t>]</w:t>
       </w:r>
       <w:r>
         <w:rPr>
@@ -158,11 +170,18 @@
       <w:r>
         <w:rPr>
           <w:rStyle w:val="FootnoteReference"/>
-        </w:rPr>
+          <w:vertAlign w:val="superscript"/>
+        </w:rPr>
+        <w:t>[</w:t>
         <w:footnoteReference w:id="5"/>
-      </w:r>
-      <w:r>
-        <w:rPr/>
+        <w:t>]</w:t>
+      </w:r>
+      <w:r>
+        <w:rPr>
+          <w:rFonts w:hint="eastAsia" w:ascii="仿宋" w:hAnsi="仿宋" w:eastAsia="仿宋"/>
+          <w:sz w:val="32"/>
+          <w:szCs w:val="32"/>
+        </w:rPr>
         <w:t xml:space="preserve">去做学术研究</w:t>
       </w:r>
       <w:r>

--- a/1952.8/1952年8月7日，与梁漱溟的谈话__LLM初注.docx
+++ b/1952.8/1952年8月7日，与梁漱溟的谈话__LLM初注.docx
@@ -42,9 +42,16 @@
           <w:rStyle w:val="FootnoteReference"/>
           <w:vertAlign w:val="superscript"/>
         </w:rPr>
-        <w:t>[</w:t>
+        <w:t>[1]</w:t>
+      </w:r>
+      <w:r>
+        <w:rPr>
+          <w:rStyle w:val="FootnoteReference"/>
+          <w:vertAlign w:val="superscript"/>
+          <w:vanish/>
+          <w:specVanish/>
+        </w:rPr>
         <w:footnoteReference w:id="4"/>
-        <w:t>]</w:t>
       </w:r>
       <w:r>
         <w:rPr>
@@ -58,36 +65,19 @@
       </w:r>
       <w:r>
         <w:rPr>
-          <w:rFonts w:hint="eastAsia" w:ascii="仿宋" w:hAnsi="仿宋" w:eastAsia="仿宋" w:cs="仿宋"/>
-          <w:sz w:val="36"/>
-          <w:szCs w:val="36"/>
+          <w:rStyle w:val="FootnoteReference"/>
           <w:vertAlign w:val="superscript"/>
-          <w:lang w:val="en-US" w:eastAsia="zh-CN"/>
-        </w:rPr>
-        <w:t>[</w:t>
+        </w:rPr>
+        <w:t>[2]</w:t>
       </w:r>
       <w:r>
         <w:rPr>
           <w:rStyle w:val="FootnoteReference"/>
-          <w:rFonts w:hint="eastAsia" w:ascii="仿宋" w:hAnsi="仿宋" w:eastAsia="仿宋" w:cs="仿宋"/>
-          <w:sz w:val="36"/>
-          <w:szCs w:val="36"/>
           <w:vertAlign w:val="superscript"/>
-          <w:lang w:val="en-US" w:eastAsia="zh-CN"/>
-        </w:rPr>
-        <w:t>[</w:t>
+          <w:vanish/>
+          <w:specVanish/>
+        </w:rPr>
         <w:footnoteReference w:id="0"/>
-        <w:t>]</w:t>
-      </w:r>
-      <w:r>
-        <w:rPr>
-          <w:rFonts w:hint="eastAsia" w:ascii="仿宋" w:hAnsi="仿宋" w:eastAsia="仿宋" w:cs="仿宋"/>
-          <w:sz w:val="36"/>
-          <w:szCs w:val="36"/>
-          <w:vertAlign w:val="superscript"/>
-          <w:lang w:val="en-US" w:eastAsia="zh-CN"/>
-        </w:rPr>
-        <w:t>]</w:t>
       </w:r>
     </w:p>
     <w:p>
@@ -172,9 +162,16 @@
           <w:rStyle w:val="FootnoteReference"/>
           <w:vertAlign w:val="superscript"/>
         </w:rPr>
-        <w:t>[</w:t>
+        <w:t>[3]</w:t>
+      </w:r>
+      <w:r>
+        <w:rPr>
+          <w:rStyle w:val="FootnoteReference"/>
+          <w:vertAlign w:val="superscript"/>
+          <w:vanish/>
+          <w:specVanish/>
+        </w:rPr>
         <w:footnoteReference w:id="5"/>
-        <w:t>]</w:t>
       </w:r>
       <w:r>
         <w:rPr>
@@ -463,13 +460,39 @@
       </w:pPr>
       <w:r>
         <w:rPr>
+          <w:rStyle w:val="FootnoteReference"/>
+        </w:rPr>
+        <w:t>[2]</w:t>
+      </w:r>
+      <w:r>
+        <w:rPr>
+          <w:rFonts w:hint="eastAsia" w:asciiTheme="minorEastAsia" w:hAnsiTheme="minorEastAsia" w:cstheme="minorBidi"/>
+          <w:kern w:val="2"/>
+          <w:sz w:val="21"/>
+          <w:szCs w:val="21"/>
+          <w:lang w:val="en-US" w:eastAsia="zh-CN" w:bidi="ar-SA"/>
+        </w:rPr>
+        <w:t>关于本文的真实性及时间还存在争议，《</w:t>
+      </w:r>
+      <w:r>
+        <w:rPr>
           <w:rFonts w:hint="eastAsia" w:asciiTheme="minorEastAsia" w:hAnsiTheme="minorEastAsia" w:eastAsiaTheme="minorEastAsia" w:cstheme="minorBidi"/>
           <w:kern w:val="2"/>
           <w:sz w:val="21"/>
           <w:szCs w:val="21"/>
           <w:lang w:val="en-US" w:eastAsia="zh-CN" w:bidi="ar-SA"/>
         </w:rPr>
-        <w:t>[</w:t>
+        <w:t>毛泽东年谱</w:t>
+      </w:r>
+      <w:r>
+        <w:rPr>
+          <w:rFonts w:hint="eastAsia" w:asciiTheme="minorEastAsia" w:hAnsiTheme="minorEastAsia" w:cstheme="minorBidi"/>
+          <w:kern w:val="2"/>
+          <w:sz w:val="21"/>
+          <w:szCs w:val="21"/>
+          <w:lang w:val="en-US" w:eastAsia="zh-CN" w:bidi="ar-SA"/>
+        </w:rPr>
+        <w:t>》中并未记载。</w:t>
       </w:r>
       <w:r>
         <w:rPr>
@@ -479,17 +502,7 @@
           <w:szCs w:val="21"/>
           <w:lang w:val="en-US" w:eastAsia="zh-CN" w:bidi="ar-SA"/>
         </w:rPr>
-        <w:footnoteRef/>
-      </w:r>
-      <w:r>
-        <w:rPr>
-          <w:rFonts w:hint="eastAsia" w:asciiTheme="minorEastAsia" w:hAnsiTheme="minorEastAsia" w:eastAsiaTheme="minorEastAsia" w:cstheme="minorBidi"/>
-          <w:kern w:val="2"/>
-          <w:sz w:val="21"/>
-          <w:szCs w:val="21"/>
-          <w:lang w:val="en-US" w:eastAsia="zh-CN" w:bidi="ar-SA"/>
-        </w:rPr>
-        <w:t>]</w:t>
+        <w:t>本文是根据</w:t>
       </w:r>
       <w:r>
         <w:rPr>
@@ -499,18 +512,10 @@
           <w:szCs w:val="21"/>
           <w:lang w:val="en-US" w:eastAsia="zh-CN" w:bidi="ar-SA"/>
         </w:rPr>
-        <w:t>关于本文的真实性及时间还存在争议，《</w:t>
-      </w:r>
-      <w:r>
-        <w:rPr>
-          <w:rFonts w:hint="eastAsia" w:asciiTheme="minorEastAsia" w:hAnsiTheme="minorEastAsia" w:eastAsiaTheme="minorEastAsia" w:cstheme="minorBidi"/>
-          <w:kern w:val="2"/>
-          <w:sz w:val="21"/>
-          <w:szCs w:val="21"/>
-          <w:lang w:val="en-US" w:eastAsia="zh-CN" w:bidi="ar-SA"/>
-        </w:rPr>
-        <w:t>毛泽东年谱</w:t>
-      </w:r>
+        <w:t>东方直心同志编著的《毛泽东大传》（2021年终极版）第六卷，第2105</w:t>
+      </w:r>
+      <w:bookmarkStart w:id="0" w:name="_GoBack"/>
+      <w:bookmarkEnd w:id="0"/>
       <w:r>
         <w:rPr>
           <w:rFonts w:hint="eastAsia" w:asciiTheme="minorEastAsia" w:hAnsiTheme="minorEastAsia" w:cstheme="minorBidi"/>
@@ -519,38 +524,6 @@
           <w:szCs w:val="21"/>
           <w:lang w:val="en-US" w:eastAsia="zh-CN" w:bidi="ar-SA"/>
         </w:rPr>
-        <w:t>》中并未记载。</w:t>
-      </w:r>
-      <w:r>
-        <w:rPr>
-          <w:rFonts w:hint="eastAsia" w:asciiTheme="minorEastAsia" w:hAnsiTheme="minorEastAsia" w:eastAsiaTheme="minorEastAsia" w:cstheme="minorBidi"/>
-          <w:kern w:val="2"/>
-          <w:sz w:val="21"/>
-          <w:szCs w:val="21"/>
-          <w:lang w:val="en-US" w:eastAsia="zh-CN" w:bidi="ar-SA"/>
-        </w:rPr>
-        <w:t>本文是根据</w:t>
-      </w:r>
-      <w:r>
-        <w:rPr>
-          <w:rFonts w:hint="eastAsia" w:asciiTheme="minorEastAsia" w:hAnsiTheme="minorEastAsia" w:cstheme="minorBidi"/>
-          <w:kern w:val="2"/>
-          <w:sz w:val="21"/>
-          <w:szCs w:val="21"/>
-          <w:lang w:val="en-US" w:eastAsia="zh-CN" w:bidi="ar-SA"/>
-        </w:rPr>
-        <w:t>东方直心同志编著的《毛泽东大传》（2021年终极版）第六卷，第2105</w:t>
-      </w:r>
-      <w:bookmarkStart w:id="0" w:name="_GoBack"/>
-      <w:bookmarkEnd w:id="0"/>
-      <w:r>
-        <w:rPr>
-          <w:rFonts w:hint="eastAsia" w:asciiTheme="minorEastAsia" w:hAnsiTheme="minorEastAsia" w:cstheme="minorBidi"/>
-          <w:kern w:val="2"/>
-          <w:sz w:val="21"/>
-          <w:szCs w:val="21"/>
-          <w:lang w:val="en-US" w:eastAsia="zh-CN" w:bidi="ar-SA"/>
-        </w:rPr>
         <w:t>页记载内容编辑而成。标题为编者所加。</w:t>
       </w:r>
     </w:p>
@@ -568,15 +541,25 @@
       </w:pPr>
       <w:r>
         <w:rPr>
+          <w:rStyle w:val="FootnoteReference"/>
+        </w:rPr>
+        <w:t>[1]</w:t>
+      </w:r>
+      <w:r>
+        <w:rPr>
           <w:rFonts w:asciiTheme="minorEastAsia" w:hAnsiTheme="minorEastAsia" w:eastAsiaTheme="minorEastAsia" w:cstheme="minorBidi"/>
           <w:kern w:val="2"/>
           <w:sz w:val="21"/>
           <w:szCs w:val="21"/>
           <w:lang w:val="en-US" w:eastAsia="zh-CN" w:bidi="ar-SA"/>
         </w:rPr>
-        <w:footnoteRef/>
-      </w:r>
-      <w:r>
+        <w:t xml:space="preserve">梁漱溟（1893—1988），原名焕鼎，字寿铭，广西桂林人（生于北京）。中国现代哲学家、教育家，乡村建设运动代表人物。1950年后任全国政协委员。1953年因在政协会议上与毛泽东公开争论而受到批判。</w:t>
+      </w:r>
+    </w:p>
+  </w:footnote>
+  <w:footnote w:id="5">
+    <w:p>
+      <w:pPr>
         <w:rPr>
           <w:rFonts w:asciiTheme="minorEastAsia" w:hAnsiTheme="minorEastAsia" w:eastAsiaTheme="minorEastAsia" w:cstheme="minorBidi"/>
           <w:kern w:val="2"/>
@@ -584,30 +567,12 @@
           <w:szCs w:val="21"/>
           <w:lang w:val="en-US" w:eastAsia="zh-CN" w:bidi="ar-SA"/>
         </w:rPr>
-        <w:t xml:space="preserve">梁漱溟（1893—1988），原名焕鼎，字寿铭，广西桂林人（生于北京）。中国现代哲学家、教育家，乡村建设运动代表人物。1950年后任全国政协委员。1953年因在政协会议上与毛泽东公开争论而受到批判。</w:t>
-      </w:r>
-    </w:p>
-  </w:footnote>
-  <w:footnote w:id="5">
-    <w:p>
-      <w:pPr>
-        <w:rPr>
-          <w:rFonts w:asciiTheme="minorEastAsia" w:hAnsiTheme="minorEastAsia" w:eastAsiaTheme="minorEastAsia" w:cstheme="minorBidi"/>
-          <w:kern w:val="2"/>
-          <w:sz w:val="21"/>
-          <w:szCs w:val="21"/>
-          <w:lang w:val="en-US" w:eastAsia="zh-CN" w:bidi="ar-SA"/>
-        </w:rPr>
       </w:pPr>
       <w:r>
         <w:rPr>
-          <w:rFonts w:asciiTheme="minorEastAsia" w:hAnsiTheme="minorEastAsia" w:eastAsiaTheme="minorEastAsia" w:cstheme="minorBidi"/>
-          <w:kern w:val="2"/>
-          <w:sz w:val="21"/>
-          <w:szCs w:val="21"/>
-          <w:lang w:val="en-US" w:eastAsia="zh-CN" w:bidi="ar-SA"/>
-        </w:rPr>
-        <w:footnoteRef/>
+          <w:rStyle w:val="FootnoteReference"/>
+        </w:rPr>
+        <w:t>[3]</w:t>
       </w:r>
       <w:r>
         <w:rPr>
